--- a/docs/panel-moderator-cheatsheet.docx
+++ b/docs/panel-moderator-cheatsheet.docx
@@ -2,7 +2,7 @@
 <file path=word/document.xml><?xml version="1.0" encoding="utf-8"?>
 <w:document xmlns:w="http://schemas.openxmlformats.org/wordprocessingml/2006/main" xmlns:m="http://schemas.openxmlformats.org/officeDocument/2006/math" xmlns:r="http://schemas.openxmlformats.org/officeDocument/2006/relationships" xmlns:o="urn:schemas-microsoft-com:office:office" xmlns:v="urn:schemas-microsoft-com:vml" xmlns:w10="urn:schemas-microsoft-com:office:word" xmlns:a="http://schemas.openxmlformats.org/drawingml/2006/main" xmlns:pic="http://schemas.openxmlformats.org/drawingml/2006/picture" xmlns:wp="http://schemas.openxmlformats.org/drawingml/2006/wordprocessingDrawing">
   <w:body>
-    <w:bookmarkStart w:id="13" w:name="Xc046170a6fda8625afab23a08b21800361017ba"/>
+    <w:bookmarkStart w:id="14" w:name="Xc046170a6fda8625afab23a08b21800361017ba"/>
     <w:p>
       <w:pPr>
         <w:pStyle w:val="Heading1"/>
@@ -96,13 +96,13 @@
       </w:r>
     </w:p>
     <w:bookmarkEnd w:id="9"/>
-    <w:bookmarkStart w:id="10" w:name="X37b11df6487bc35bbf9a9f01a13b7a812534882"/>
+    <w:bookmarkStart w:id="10" w:name="X20ef11dd68bed9e9c7f735f828f03ac292bf8df"/>
     <w:p>
       <w:pPr>
         <w:pStyle w:val="Heading2"/>
       </w:pPr>
       <w:r>
-        <w:t xml:space="preserve">Вопрос 2 · Как сократить внедрение маркетинговых инструментов с месяцев до недель?</w:t>
+        <w:t xml:space="preserve">Вопрос 2 · Как сократить затраты на маркетинговые инструменты?</w:t>
       </w:r>
     </w:p>
     <w:p>
@@ -150,13 +150,13 @@
         <w:t xml:space="preserve"> </w:t>
       </w:r>
       <w:r>
-        <w:t xml:space="preserve">- «Что тормозит на самом деле: бюджет, подрядчики или страх трогать живой сайт?»</w:t>
-      </w:r>
-      <w:r>
-        <w:t xml:space="preserve"> </w:t>
-      </w:r>
-      <w:r>
-        <w:t xml:space="preserve">- «Кто в зале знает, сколько квартир сейчас показывает его сайт — и сколько на самом деле в CRM?»</w:t>
+        <w:t xml:space="preserve">- «Где деньги уходят впустую: свой штат, подрядчики или дубли инструментов, которые не разговаривают друг с другом?»</w:t>
+      </w:r>
+      <w:r>
+        <w:t xml:space="preserve"> </w:t>
+      </w:r>
+      <w:r>
+        <w:t xml:space="preserve">- «Кто в зале знает, сколько квартир сейчас показывает его сайт — и сколько на самом деле в CRM? Несинхронная витрина — это тоже затраты: на потерянные лиды»</w:t>
       </w:r>
     </w:p>
     <w:bookmarkEnd w:id="10"/>
@@ -224,13 +224,13 @@
       </w:r>
     </w:p>
     <w:bookmarkEnd w:id="11"/>
-    <w:bookmarkStart w:id="12" w:name="X05a67871b1b6ddaa4b55c51941772b3a9a28ec3"/>
+    <w:bookmarkStart w:id="12" w:name="Xd8bfbd80d750bdf84739774c987351ca2f57f7d"/>
     <w:p>
       <w:pPr>
         <w:pStyle w:val="Heading2"/>
       </w:pPr>
       <w:r>
-        <w:t xml:space="preserve">Вопрос 4 · ИИ — экзоскелет для маркетинга и продаж или модная игрушка?</w:t>
+        <w:t xml:space="preserve">Вопрос 4 · Архитектор говорит о красоте, девелопер — о распроданности. Кто должен выучить язык другого?</w:t>
       </w:r>
     </w:p>
     <w:p>
@@ -248,13 +248,19 @@
         <w:t xml:space="preserve"> </w:t>
       </w:r>
       <w:r>
-        <w:t xml:space="preserve">- Федералы применяют ИИ в 5 звеньях: контент и рендеры, скоринг лидов, чат-боты 24/7, аналитика спроса, документы.</w:t>
-      </w:r>
-      <w:r>
-        <w:t xml:space="preserve"> </w:t>
-      </w:r>
-      <w:r>
-        <w:t xml:space="preserve">- Вся аналитика этой конференции — когорты, конкуренты, каталоги — собрана с помощью ИИ за считанные дни, не месяцы.</w:t>
+        <w:t xml:space="preserve">- «Комфорт» распродан вдвое лучше «стандарта» (34% против 18%) — архитектурный продукт конвертируется в темп продаж; это язык, на котором обе профессии сходятся.</w:t>
+      </w:r>
+      <w:r>
+        <w:t xml:space="preserve"> </w:t>
+      </w:r>
+      <w:r>
+        <w:t xml:space="preserve">- Лидер темпов региона называет архитектора ПО ИМЕНИ в рекламе своих кварталов — там архитектура аргумент продаж, а не строка сметы.</w:t>
+      </w:r>
+      <w:r>
+        <w:t xml:space="preserve"> </w:t>
+      </w:r>
+      <w:r>
+        <w:t xml:space="preserve">- Покупателей мало (продажи −29% к 2024): цена ошибки в продукте выросла — и цена непонимания между цехами тоже.</w:t>
       </w:r>
     </w:p>
     <w:p>
@@ -272,6 +278,64 @@
         <w:t xml:space="preserve"> </w:t>
       </w:r>
       <w:r>
+        <w:t xml:space="preserve">- «Кто делает первый шаг: архитектор учит unit-экономику — или девелопер перестаёт кроить квартирографию после архитектора?»</w:t>
+      </w:r>
+      <w:r>
+        <w:t xml:space="preserve"> </w:t>
+      </w:r>
+      <w:r>
+        <w:t xml:space="preserve">- Провокация: «Кто в зале готов платить архитектору процент с продаж — и какой архитектор готов на такой контракт?»</w:t>
+      </w:r>
+    </w:p>
+    <w:bookmarkEnd w:id="12"/>
+    <w:bookmarkStart w:id="13" w:name="Xdc49df6fc0bacc6db6056aba105339b86dd3a44"/>
+    <w:p>
+      <w:pPr>
+        <w:pStyle w:val="Heading2"/>
+      </w:pPr>
+      <w:r>
+        <w:t xml:space="preserve">Вопрос 5 · ИИ — экзоскелет для маркетинга и продаж или модная игрушка?</w:t>
+      </w:r>
+    </w:p>
+    <w:p>
+      <w:pPr>
+        <w:pStyle w:val="FirstParagraph"/>
+      </w:pPr>
+      <w:r>
+        <w:rPr>
+          <w:b/>
+          <w:bCs/>
+        </w:rPr>
+        <w:t xml:space="preserve">Цифры в карман:</w:t>
+      </w:r>
+      <w:r>
+        <w:t xml:space="preserve"> </w:t>
+      </w:r>
+      <w:r>
+        <w:t xml:space="preserve">- Федералы применяют ИИ в 5 звеньях: контент и рендеры, скоринг лидов, чат-боты 24/7, аналитика спроса, документы.</w:t>
+      </w:r>
+      <w:r>
+        <w:t xml:space="preserve"> </w:t>
+      </w:r>
+      <w:r>
+        <w:t xml:space="preserve">- Вся аналитика этой конференции — когорты, конкуренты, каталоги — собрана с помощью ИИ за считанные дни, не месяцы.</w:t>
+      </w:r>
+    </w:p>
+    <w:p>
+      <w:pPr>
+        <w:pStyle w:val="BodyText"/>
+      </w:pPr>
+      <w:r>
+        <w:rPr>
+          <w:b/>
+          <w:bCs/>
+        </w:rPr>
+        <w:t xml:space="preserve">Обострить:</w:t>
+      </w:r>
+      <w:r>
+        <w:t xml:space="preserve"> </w:t>
+      </w:r>
+      <w:r>
         <w:t xml:space="preserve">- «С чего начать региональному застройщику — завтра, без бюджета федералов?»</w:t>
       </w:r>
       <w:r>
@@ -281,8 +345,8 @@
         <w:t xml:space="preserve">- «Где ИИ не заменит человека — и где человек уже не догонит ИИ?»</w:t>
       </w:r>
     </w:p>
-    <w:bookmarkEnd w:id="12"/>
     <w:bookmarkEnd w:id="13"/>
+    <w:bookmarkEnd w:id="14"/>
     <w:sectPr>
       <w:footnotePr>
         <w:numRestart w:val="eachSect"/>

--- a/docs/panel-moderator-cheatsheet.docx
+++ b/docs/panel-moderator-cheatsheet.docx
@@ -2,7 +2,7 @@
 <file path=word/document.xml><?xml version="1.0" encoding="utf-8"?>
 <w:document xmlns:w="http://schemas.openxmlformats.org/wordprocessingml/2006/main" xmlns:m="http://schemas.openxmlformats.org/officeDocument/2006/math" xmlns:r="http://schemas.openxmlformats.org/officeDocument/2006/relationships" xmlns:o="urn:schemas-microsoft-com:office:office" xmlns:v="urn:schemas-microsoft-com:vml" xmlns:w10="urn:schemas-microsoft-com:office:word" xmlns:a="http://schemas.openxmlformats.org/drawingml/2006/main" xmlns:pic="http://schemas.openxmlformats.org/drawingml/2006/picture" xmlns:wp="http://schemas.openxmlformats.org/drawingml/2006/wordprocessingDrawing">
   <w:body>
-    <w:bookmarkStart w:id="14" w:name="Xc046170a6fda8625afab23a08b21800361017ba"/>
+    <w:bookmarkStart w:id="13" w:name="Xc046170a6fda8625afab23a08b21800361017ba"/>
     <w:p>
       <w:pPr>
         <w:pStyle w:val="Heading1"/>
@@ -224,13 +224,13 @@
       </w:r>
     </w:p>
     <w:bookmarkEnd w:id="11"/>
-    <w:bookmarkStart w:id="12" w:name="Xd8bfbd80d750bdf84739774c987351ca2f57f7d"/>
+    <w:bookmarkStart w:id="12" w:name="Xda11337ede6f3f6361a12d437018d1fac05ecce"/>
     <w:p>
       <w:pPr>
         <w:pStyle w:val="Heading2"/>
       </w:pPr>
       <w:r>
-        <w:t xml:space="preserve">Вопрос 4 · Архитектор говорит о красоте, девелопер — о распроданности. Кто должен выучить язык другого?</w:t>
+        <w:t xml:space="preserve">Вопрос 4 · Готов ли девелопер платить архитектору за распроданность — а архитектор отвечать за неё?</w:t>
       </w:r>
     </w:p>
     <w:p>
@@ -248,7 +248,7 @@
         <w:t xml:space="preserve"> </w:t>
       </w:r>
       <w:r>
-        <w:t xml:space="preserve">- «Комфорт» распродан вдвое лучше «стандарта» (34% против 18%) — архитектурный продукт конвертируется в темп продаж; это язык, на котором обе профессии сходятся.</w:t>
+        <w:t xml:space="preserve">- «Комфорт» распродан вдвое лучше «стандарта» (34% против 18%) — архитектурный продукт конвертируется в темп продаж; значит, вклад архитектора в выручку измерим.</w:t>
       </w:r>
       <w:r>
         <w:t xml:space="preserve"> </w:t>
@@ -260,7 +260,7 @@
         <w:t xml:space="preserve"> </w:t>
       </w:r>
       <w:r>
-        <w:t xml:space="preserve">- Покупателей мало (продажи −29% к 2024): цена ошибки в продукте выросла — и цена непонимания между цехами тоже.</w:t>
+        <w:t xml:space="preserve">- Покупателей мало (продажи −29% к 2024): цена ошибки в продукте выросла — и цена проектирования «за фиксу без ответственности» тоже.</w:t>
       </w:r>
     </w:p>
     <w:p>
@@ -278,75 +278,23 @@
         <w:t xml:space="preserve"> </w:t>
       </w:r>
       <w:r>
-        <w:t xml:space="preserve">- «Кто делает первый шаг: архитектор учит unit-экономику — или девелопер перестаёт кроить квартирографию после архитектора?»</w:t>
-      </w:r>
-      <w:r>
-        <w:t xml:space="preserve"> </w:t>
-      </w:r>
-      <w:r>
-        <w:t xml:space="preserve">- Провокация: «Кто в зале готов платить архитектору процент с продаж — и какой архитектор готов на такой контракт?»</w:t>
+        <w:t xml:space="preserve">- Разогрев, если зал молчит: «Архитектор говорит о красоте, девелопер — о распроданности. Кто должен выучить язык другого первым?»</w:t>
+      </w:r>
+      <w:r>
+        <w:t xml:space="preserve"> </w:t>
+      </w:r>
+      <w:r>
+        <w:t xml:space="preserve">- В лоб: «Кто в зале готов вписать в договор процент с продаж — и какой архитектор согласится на такой контракт?»</w:t>
+      </w:r>
+      <w:r>
+        <w:t xml:space="preserve"> </w:t>
+      </w:r>
+      <w:r>
+        <w:t xml:space="preserve">- Если уйдут в юристику договоров — вернуть: «забудьте форму договора: готовы ли вы В ПРИНЦИПЕ делить риск продаж с проектировщиком?»</w:t>
       </w:r>
     </w:p>
     <w:bookmarkEnd w:id="12"/>
-    <w:bookmarkStart w:id="13" w:name="Xdc49df6fc0bacc6db6056aba105339b86dd3a44"/>
-    <w:p>
-      <w:pPr>
-        <w:pStyle w:val="Heading2"/>
-      </w:pPr>
-      <w:r>
-        <w:t xml:space="preserve">Вопрос 5 · ИИ — экзоскелет для маркетинга и продаж или модная игрушка?</w:t>
-      </w:r>
-    </w:p>
-    <w:p>
-      <w:pPr>
-        <w:pStyle w:val="FirstParagraph"/>
-      </w:pPr>
-      <w:r>
-        <w:rPr>
-          <w:b/>
-          <w:bCs/>
-        </w:rPr>
-        <w:t xml:space="preserve">Цифры в карман:</w:t>
-      </w:r>
-      <w:r>
-        <w:t xml:space="preserve"> </w:t>
-      </w:r>
-      <w:r>
-        <w:t xml:space="preserve">- Федералы применяют ИИ в 5 звеньях: контент и рендеры, скоринг лидов, чат-боты 24/7, аналитика спроса, документы.</w:t>
-      </w:r>
-      <w:r>
-        <w:t xml:space="preserve"> </w:t>
-      </w:r>
-      <w:r>
-        <w:t xml:space="preserve">- Вся аналитика этой конференции — когорты, конкуренты, каталоги — собрана с помощью ИИ за считанные дни, не месяцы.</w:t>
-      </w:r>
-    </w:p>
-    <w:p>
-      <w:pPr>
-        <w:pStyle w:val="BodyText"/>
-      </w:pPr>
-      <w:r>
-        <w:rPr>
-          <w:b/>
-          <w:bCs/>
-        </w:rPr>
-        <w:t xml:space="preserve">Обострить:</w:t>
-      </w:r>
-      <w:r>
-        <w:t xml:space="preserve"> </w:t>
-      </w:r>
-      <w:r>
-        <w:t xml:space="preserve">- «С чего начать региональному застройщику — завтра, без бюджета федералов?»</w:t>
-      </w:r>
-      <w:r>
-        <w:t xml:space="preserve"> </w:t>
-      </w:r>
-      <w:r>
-        <w:t xml:space="preserve">- «Где ИИ не заменит человека — и где человек уже не догонит ИИ?»</w:t>
-      </w:r>
-    </w:p>
     <w:bookmarkEnd w:id="13"/>
-    <w:bookmarkEnd w:id="14"/>
     <w:sectPr>
       <w:footnotePr>
         <w:numRestart w:val="eachSect"/>

--- a/docs/panel-moderator-cheatsheet.docx
+++ b/docs/panel-moderator-cheatsheet.docx
@@ -2,13 +2,13 @@
 <file path=word/document.xml><?xml version="1.0" encoding="utf-8"?>
 <w:document xmlns:w="http://schemas.openxmlformats.org/wordprocessingml/2006/main" xmlns:m="http://schemas.openxmlformats.org/officeDocument/2006/math" xmlns:r="http://schemas.openxmlformats.org/officeDocument/2006/relationships" xmlns:o="urn:schemas-microsoft-com:office:office" xmlns:v="urn:schemas-microsoft-com:vml" xmlns:w10="urn:schemas-microsoft-com:office:word" xmlns:a="http://schemas.openxmlformats.org/drawingml/2006/main" xmlns:pic="http://schemas.openxmlformats.org/drawingml/2006/picture" xmlns:wp="http://schemas.openxmlformats.org/drawingml/2006/wordprocessingDrawing">
   <w:body>
-    <w:bookmarkStart w:id="13" w:name="Xc046170a6fda8625afab23a08b21800361017ba"/>
+    <w:bookmarkStart w:id="13" w:name="X7269cf992f8364bfd2d256b9fbe4f67bb7aff4d"/>
     <w:p>
       <w:pPr>
         <w:pStyle w:val="Heading1"/>
       </w:pPr>
       <w:r>
-        <w:t xml:space="preserve">Шпаргалка модератора · Пленарная дискуссия (июль 2026)</w:t>
+        <w:t xml:space="preserve">Шпаргалка модератора · Пленарная дискуссия (август 2026)</w:t>
       </w:r>
     </w:p>
     <w:p>
@@ -22,7 +22,7 @@
         <w:t xml:space="preserve"> </w:t>
       </w:r>
       <w:r>
-        <w:t xml:space="preserve">Все цифры — аналитика АРТЕЛИ по официальным данным (ЕИСЖС, ДОМ.РФ, ЦБ), срезы июля 2026.</w:t>
+        <w:t xml:space="preserve">Все цифры — аналитика АРТЕЛИ по официальным данным (ЕИСЖС, ДОМ.РФ, ЦБ), срезы июля–августа 2026.</w:t>
       </w:r>
     </w:p>
     <w:p>
